--- a/model output/moderation_loksabha_UPA_cardinality.docx
+++ b/model output/moderation_loksabha_UPA_cardinality.docx
@@ -5,19 +5,18 @@
     <w:tbl>
       <w:tblPr>
         <w:tblStyle w:val="Table"/>
-        <w:tblW w:type="pct" w:w="4817"/>
+        <w:tblW w:type="pct" w:w="4829"/>
         <w:tblLayout w:type="fixed"/>
         <w:tblLook w:firstRow="1" w:lastRow="1" w:firstColumn="0" w:lastColumn="0" w:noHBand="0" w:noVBand="0" w:val="0020"/>
       </w:tblPr>
       <w:tblGrid>
-        <w:gridCol w:w="1641"/>
-        <w:gridCol w:w="965"/>
-        <w:gridCol w:w="965"/>
-        <w:gridCol w:w="772"/>
-        <w:gridCol w:w="820"/>
-        <w:gridCol w:w="820"/>
-        <w:gridCol w:w="820"/>
-        <w:gridCol w:w="820"/>
+        <w:gridCol w:w="1844"/>
+        <w:gridCol w:w="1084"/>
+        <w:gridCol w:w="1084"/>
+        <w:gridCol w:w="867"/>
+        <w:gridCol w:w="922"/>
+        <w:gridCol w:w="922"/>
+        <w:gridCol w:w="922"/>
       </w:tblGrid>
       <w:tr>
         <w:trPr>
@@ -97,17 +96,6 @@
             </w:r>
           </w:p>
         </w:tc>
-        <w:tc>
-          <w:tcPr/>
-          <w:p>
-            <w:pPr>
-              <w:pStyle w:val="Compact"/>
-            </w:pPr>
-            <w:r>
-              <w:t xml:space="preserve">UPA meetings</w:t>
-            </w:r>
-          </w:p>
-        </w:tc>
       </w:tr>
       <w:tr>
         <w:tc>
@@ -128,7 +116,7 @@
               <w:pStyle w:val="Compact"/>
             </w:pPr>
             <w:r>
-              <w:t xml:space="preserve">15.270***</w:t>
+              <w:t xml:space="preserve">12.780***</w:t>
             </w:r>
           </w:p>
         </w:tc>
@@ -184,17 +172,6 @@
             </w:pPr>
             <w:r>
               <w:t xml:space="preserve">2.493***</w:t>
-            </w:r>
-          </w:p>
-        </w:tc>
-        <w:tc>
-          <w:tcPr/>
-          <w:p>
-            <w:pPr>
-              <w:pStyle w:val="Compact"/>
-            </w:pPr>
-            <w:r>
-              <w:t xml:space="preserve">2.490***</w:t>
             </w:r>
           </w:p>
         </w:tc>
@@ -215,7 +192,7 @@
               <w:pStyle w:val="Compact"/>
             </w:pPr>
             <w:r>
-              <w:t xml:space="preserve">15.270 (0.422)</w:t>
+              <w:t xml:space="preserve">12.780 (0.365)</w:t>
             </w:r>
           </w:p>
         </w:tc>
@@ -271,17 +248,6 @@
             </w:pPr>
             <w:r>
               <w:t xml:space="preserve">2.493 (0.094)</w:t>
-            </w:r>
-          </w:p>
-        </w:tc>
-        <w:tc>
-          <w:tcPr/>
-          <w:p>
-            <w:pPr>
-              <w:pStyle w:val="Compact"/>
-            </w:pPr>
-            <w:r>
-              <w:t xml:space="preserve">2.490 (0.096)</w:t>
             </w:r>
           </w:p>
         </w:tc>
@@ -305,7 +271,7 @@
               <w:pStyle w:val="Compact"/>
             </w:pPr>
             <w:r>
-              <w:t xml:space="preserve">0.499</w:t>
+              <w:t xml:space="preserve">0.553</w:t>
             </w:r>
           </w:p>
         </w:tc>
@@ -361,17 +327,6 @@
             </w:pPr>
             <w:r>
               <w:t xml:space="preserve">-0.094</w:t>
-            </w:r>
-          </w:p>
-        </w:tc>
-        <w:tc>
-          <w:tcPr/>
-          <w:p>
-            <w:pPr>
-              <w:pStyle w:val="Compact"/>
-            </w:pPr>
-            <w:r>
-              <w:t xml:space="preserve">-0.054</w:t>
             </w:r>
           </w:p>
         </w:tc>
@@ -392,7 +347,7 @@
               <w:pStyle w:val="Compact"/>
             </w:pPr>
             <w:r>
-              <w:t xml:space="preserve">0.499 (0.600)</w:t>
+              <w:t xml:space="preserve">0.553 (0.519)</w:t>
             </w:r>
           </w:p>
         </w:tc>
@@ -448,17 +403,6 @@
             </w:pPr>
             <w:r>
               <w:t xml:space="preserve">-0.094 (0.133)</w:t>
-            </w:r>
-          </w:p>
-        </w:tc>
-        <w:tc>
-          <w:tcPr/>
-          <w:p>
-            <w:pPr>
-              <w:pStyle w:val="Compact"/>
-            </w:pPr>
-            <w:r>
-              <w:t xml:space="preserve">-0.054 (0.137)</w:t>
             </w:r>
           </w:p>
         </w:tc>
@@ -482,7 +426,7 @@
               <w:pStyle w:val="Compact"/>
             </w:pPr>
             <w:r>
-              <w:t xml:space="preserve">0.837</w:t>
+              <w:t xml:space="preserve">0.689</w:t>
             </w:r>
           </w:p>
         </w:tc>
@@ -538,17 +482,6 @@
             </w:pPr>
             <w:r>
               <w:t xml:space="preserve">0.296</w:t>
-            </w:r>
-          </w:p>
-        </w:tc>
-        <w:tc>
-          <w:tcPr/>
-          <w:p>
-            <w:pPr>
-              <w:pStyle w:val="Compact"/>
-            </w:pPr>
-            <w:r>
-              <w:t xml:space="preserve">0.148</w:t>
             </w:r>
           </w:p>
         </w:tc>
@@ -569,7 +502,7 @@
               <w:pStyle w:val="Compact"/>
             </w:pPr>
             <w:r>
-              <w:t xml:space="preserve">0.837 (0.935)</w:t>
+              <w:t xml:space="preserve">0.689 (0.808)</w:t>
             </w:r>
           </w:p>
         </w:tc>
@@ -625,17 +558,6 @@
             </w:pPr>
             <w:r>
               <w:t xml:space="preserve">0.296 (0.207)</w:t>
-            </w:r>
-          </w:p>
-        </w:tc>
-        <w:tc>
-          <w:tcPr/>
-          <w:p>
-            <w:pPr>
-              <w:pStyle w:val="Compact"/>
-            </w:pPr>
-            <w:r>
-              <w:t xml:space="preserve">0.148 (0.213)</w:t>
             </w:r>
           </w:p>
         </w:tc>
@@ -659,7 +581,7 @@
               <w:pStyle w:val="Compact"/>
             </w:pPr>
             <w:r>
-              <w:t xml:space="preserve">0.799</w:t>
+              <w:t xml:space="preserve">0.801</w:t>
             </w:r>
           </w:p>
         </w:tc>
@@ -715,17 +637,6 @@
             </w:pPr>
             <w:r>
               <w:t xml:space="preserve">0.335</w:t>
-            </w:r>
-          </w:p>
-        </w:tc>
-        <w:tc>
-          <w:tcPr/>
-          <w:p>
-            <w:pPr>
-              <w:pStyle w:val="Compact"/>
-            </w:pPr>
-            <w:r>
-              <w:t xml:space="preserve">-0.002</w:t>
             </w:r>
           </w:p>
         </w:tc>
@@ -746,7 +657,7 @@
               <w:pStyle w:val="Compact"/>
             </w:pPr>
             <w:r>
-              <w:t xml:space="preserve">0.799 (1.281)</w:t>
+              <w:t xml:space="preserve">0.801 (1.107)</w:t>
             </w:r>
           </w:p>
         </w:tc>
@@ -802,17 +713,6 @@
             </w:pPr>
             <w:r>
               <w:t xml:space="preserve">0.335 (0.284)</w:t>
-            </w:r>
-          </w:p>
-        </w:tc>
-        <w:tc>
-          <w:tcPr/>
-          <w:p>
-            <w:pPr>
-              <w:pStyle w:val="Compact"/>
-            </w:pPr>
-            <w:r>
-              <w:t xml:space="preserve">-0.002 (0.292)</w:t>
             </w:r>
           </w:p>
         </w:tc>
@@ -895,17 +795,6 @@
             </w:r>
           </w:p>
         </w:tc>
-        <w:tc>
-          <w:tcPr/>
-          <w:p>
-            <w:pPr>
-              <w:pStyle w:val="Compact"/>
-            </w:pPr>
-            <w:r>
-              <w:t xml:space="preserve">317</w:t>
-            </w:r>
-          </w:p>
-        </w:tc>
       </w:tr>
       <w:tr>
         <w:tc>
@@ -926,7 +815,7 @@
               <w:pStyle w:val="Compact"/>
             </w:pPr>
             <w:r>
-              <w:t xml:space="preserve">0.019</w:t>
+              <w:t xml:space="preserve">0.023</w:t>
             </w:r>
           </w:p>
         </w:tc>
@@ -982,17 +871,6 @@
             </w:pPr>
             <w:r>
               <w:t xml:space="preserve">0.039</w:t>
-            </w:r>
-          </w:p>
-        </w:tc>
-        <w:tc>
-          <w:tcPr/>
-          <w:p>
-            <w:pPr>
-              <w:pStyle w:val="Compact"/>
-            </w:pPr>
-            <w:r>
-              <w:t xml:space="preserve">0.004</w:t>
             </w:r>
           </w:p>
         </w:tc>
@@ -1016,7 +894,7 @@
               <w:pStyle w:val="Compact"/>
             </w:pPr>
             <w:r>
-              <w:t xml:space="preserve">0.010</w:t>
+              <w:t xml:space="preserve">0.014</w:t>
             </w:r>
           </w:p>
         </w:tc>
@@ -1072,17 +950,6 @@
             </w:pPr>
             <w:r>
               <w:t xml:space="preserve">0.029</w:t>
-            </w:r>
-          </w:p>
-        </w:tc>
-        <w:tc>
-          <w:tcPr/>
-          <w:p>
-            <w:pPr>
-              <w:pStyle w:val="Compact"/>
-            </w:pPr>
-            <w:r>
-              <w:t xml:space="preserve">-0.006</w:t>
             </w:r>
           </w:p>
         </w:tc>
@@ -1106,7 +973,7 @@
               <w:pStyle w:val="Compact"/>
             </w:pPr>
             <w:r>
-              <w:t xml:space="preserve">1889.2</w:t>
+              <w:t xml:space="preserve">1796.7</w:t>
             </w:r>
           </w:p>
         </w:tc>
@@ -1162,17 +1029,6 @@
             </w:pPr>
             <w:r>
               <w:t xml:space="preserve">934.9</w:t>
-            </w:r>
-          </w:p>
-        </w:tc>
-        <w:tc>
-          <w:tcPr/>
-          <w:p>
-            <w:pPr>
-              <w:pStyle w:val="Compact"/>
-            </w:pPr>
-            <w:r>
-              <w:t xml:space="preserve">951.7</w:t>
             </w:r>
           </w:p>
         </w:tc>
@@ -1196,7 +1052,7 @@
               <w:pStyle w:val="Compact"/>
             </w:pPr>
             <w:r>
-              <w:t xml:space="preserve">1908.0</w:t>
+              <w:t xml:space="preserve">1815.5</w:t>
             </w:r>
           </w:p>
         </w:tc>
@@ -1252,17 +1108,6 @@
             </w:pPr>
             <w:r>
               <w:t xml:space="preserve">953.7</w:t>
-            </w:r>
-          </w:p>
-        </w:tc>
-        <w:tc>
-          <w:tcPr/>
-          <w:p>
-            <w:pPr>
-              <w:pStyle w:val="Compact"/>
-            </w:pPr>
-            <w:r>
-              <w:t xml:space="preserve">970.5</w:t>
             </w:r>
           </w:p>
         </w:tc>
@@ -1286,7 +1131,7 @@
               <w:pStyle w:val="Compact"/>
             </w:pPr>
             <w:r>
-              <w:t xml:space="preserve">-939.604</w:t>
+              <w:t xml:space="preserve">-893.347</w:t>
             </w:r>
           </w:p>
         </w:tc>
@@ -1342,17 +1187,6 @@
             </w:pPr>
             <w:r>
               <w:t xml:space="preserve">-462.443</w:t>
-            </w:r>
-          </w:p>
-        </w:tc>
-        <w:tc>
-          <w:tcPr/>
-          <w:p>
-            <w:pPr>
-              <w:pStyle w:val="Compact"/>
-            </w:pPr>
-            <w:r>
-              <w:t xml:space="preserve">-470.845</w:t>
             </w:r>
           </w:p>
         </w:tc>
@@ -1376,7 +1210,7 @@
               <w:pStyle w:val="Compact"/>
             </w:pPr>
             <w:r>
-              <w:t xml:space="preserve">4.69</w:t>
+              <w:t xml:space="preserve">4.05</w:t>
             </w:r>
           </w:p>
         </w:tc>
@@ -1432,17 +1266,6 @@
             </w:pPr>
             <w:r>
               <w:t xml:space="preserve">1.04</w:t>
-            </w:r>
-          </w:p>
-        </w:tc>
-        <w:tc>
-          <w:tcPr/>
-          <w:p>
-            <w:pPr>
-              <w:pStyle w:val="Compact"/>
-            </w:pPr>
-            <w:r>
-              <w:t xml:space="preserve">1.07</w:t>
             </w:r>
           </w:p>
         </w:tc>
@@ -1450,7 +1273,7 @@
       <w:tr>
         <w:tc>
           <w:tcPr>
-            <w:gridSpan w:val="8"/>
+            <w:gridSpan w:val="7"/>
           </w:tcPr>
           <w:p>
             <w:pPr>
